--- a/Docs/EnvConfigs (3).docx
+++ b/Docs/EnvConfigs (3).docx
@@ -84,60 +84,31 @@
       </w:pPr>
     </w:p>
     <w:p>
-      <w:pPr>
-        <w:rPr>
-          <w:rFonts w:ascii="Arial" w:hAnsi="Arial" w:cs="Arial"/>
-        </w:rPr>
-      </w:pPr>
-      <w:hyperlink r:id="rId4" w:history="1">
-        <w:r>
-          <w:rPr>
-            <w:rStyle w:val="Hyperlink"/>
-            <w:rFonts w:ascii="Arial" w:hAnsi="Arial" w:cs="Arial"/>
-          </w:rPr>
-          <w:t>BREVO_USERNAME=ab85f0001@smtp-brevo.com</w:t>
-        </w:r>
-      </w:hyperlink>
+      <w:r>
+        <w:t>BREVO_USERNAME=ab85f0001@smtp-brevo.com</w:t>
+      </w:r>
+      <w:r>
+        <w:br/>
+      </w:r>
     </w:p>
     <w:p>
-      <w:pPr>
-        <w:rPr>
-          <w:rFonts w:ascii="Arial" w:hAnsi="Arial" w:cs="Arial"/>
-        </w:rPr>
-      </w:pPr>
-      <w:r>
-        <w:rPr>
-          <w:rFonts w:ascii="Arial" w:hAnsi="Arial" w:cs="Arial"/>
-        </w:rPr>
+      <w:r>
+        <w:t>BREVO_PASSWORD=xsmtpsib-bf38c102bd0b6b1a927729bf6517ec50158b74382e6b2f348e83b42709e2257e-2bFV1vqeMILDG1hw</w:t>
+      </w:r>
+      <w:r>
         <w:br/>
-        <w:t>BREVO_PASSWORD=xsmtpsib-bf38c102bd0b6b1a927729bf6517ec50158b74382e6b2f348e83b42709e2257e-2bFV1vqeMILDG1hw</w:t>
       </w:r>
     </w:p>
     <w:p>
-      <w:pPr>
-        <w:rPr>
-          <w:rFonts w:ascii="Arial" w:hAnsi="Arial" w:cs="Arial"/>
-        </w:rPr>
-      </w:pPr>
-      <w:r>
-        <w:rPr>
-          <w:rFonts w:ascii="Arial" w:hAnsi="Arial" w:cs="Arial"/>
-        </w:rPr>
+      <w:r>
+        <w:t>KEYSTORE_PASSWORD=tcc123</w:t>
+      </w:r>
+      <w:r>
         <w:br/>
-        <w:t>KEYSTORE_PASSWORD=tcc123</w:t>
       </w:r>
     </w:p>
     <w:p>
-      <w:pPr>
-        <w:rPr>
-          <w:rFonts w:ascii="Arial" w:hAnsi="Arial" w:cs="Arial"/>
-        </w:rPr>
-      </w:pPr>
-      <w:r>
-        <w:rPr>
-          <w:rFonts w:ascii="Arial" w:hAnsi="Arial" w:cs="Arial"/>
-        </w:rPr>
-        <w:br/>
+      <w:r>
         <w:t>DB_URL=jdbc:postgresql://aws-1-us-west-1.pooler.supabase.com:5432/postgres?user=postgres.camlusvpstxhsxkmlwfx&amp;password=72B4688B321DBD81718EC88A9BDCBCFD&amp;sslmode=require</w:t>
       </w:r>
     </w:p>
